--- a/maj contenu dev2site point net avec pm2.docx
+++ b/maj contenu dev2site point net avec pm2.docx
@@ -83,7 +83,10 @@
       </w:r>
       <w:proofErr w:type="spellEnd"/>
       <w:r>
-        <w:t> «  (liste des processus actif) normalement c’est pm2 restart dev2site</w:t>
+        <w:t xml:space="preserve"> «  (liste des processus actif) normalement c’est pm2 restart </w:t>
+      </w:r>
+      <w:r>
+        <w:t>mon-site</w:t>
       </w:r>
     </w:p>
     <w:p/>
